--- a/TS-Padam/TS-3.2/TS 3.2 Malayalam Pada Paatam Corrections.docx
+++ b/TS-Padam/TS-3.2/TS 3.2 Malayalam Pada Paatam Corrections.docx
@@ -1,6 +1,6 @@
 
 <file path=word/document.xml><?xml version="1.0" encoding="utf-8"?>
-<w:document xmlns:wpc="http://schemas.microsoft.com/office/word/2010/wordprocessingCanvas" xmlns:cx="http://schemas.microsoft.com/office/drawing/2014/chartex" xmlns:cx1="http://schemas.microsoft.com/office/drawing/2015/9/8/chartex" xmlns:cx2="http://schemas.microsoft.com/office/drawing/2015/10/21/chartex" xmlns:cx3="http://schemas.microsoft.com/office/drawing/2016/5/9/chartex" xmlns:cx4="http://schemas.microsoft.com/office/drawing/2016/5/10/chartex" xmlns:cx5="http://schemas.microsoft.com/office/drawing/2016/5/11/chartex" xmlns:cx6="http://schemas.microsoft.com/office/drawing/2016/5/12/chartex" xmlns:cx7="http://schemas.microsoft.com/office/drawing/2016/5/13/chartex" xmlns:cx8="http://schemas.microsoft.com/office/drawing/2016/5/14/chartex" xmlns:mc="http://schemas.openxmlformats.org/markup-compatibility/2006" xmlns:aink="http://schemas.microsoft.com/office/drawing/2016/ink" xmlns:am3d="http://schemas.microsoft.com/office/drawing/2017/model3d" xmlns:o="urn:schemas-microsoft-com:office:office" xmlns:oel="http://schemas.microsoft.com/office/2019/extlst" xmlns:r="http://schemas.openxmlformats.org/officeDocument/2006/relationships" xmlns:m="http://schemas.openxmlformats.org/officeDocument/2006/math" xmlns:v="urn:schemas-microsoft-com:vml" xmlns:wp14="http://schemas.microsoft.com/office/word/2010/wordprocessingDrawing" xmlns:wp="http://schemas.openxmlformats.org/drawingml/2006/wordprocessingDrawing" xmlns:w10="urn:schemas-microsoft-com:office:word" xmlns:w="http://schemas.openxmlformats.org/wordprocessingml/2006/main" xmlns:w14="http://schemas.microsoft.com/office/word/2010/wordml" xmlns:w15="http://schemas.microsoft.com/office/word/2012/wordml" xmlns:w16cex="http://schemas.microsoft.com/office/word/2018/wordml/cex" xmlns:w16cid="http://schemas.microsoft.com/office/word/2016/wordml/cid" xmlns:w16="http://schemas.microsoft.com/office/word/2018/wordml" xmlns:w16du="http://schemas.microsoft.com/office/word/2023/wordml/word16du" xmlns:w16sdtdh="http://schemas.microsoft.com/office/word/2020/wordml/sdtdatahash" xmlns:w16se="http://schemas.microsoft.com/office/word/2015/wordml/symex" xmlns:wpg="http://schemas.microsoft.com/office/word/2010/wordprocessingGroup" xmlns:wpi="http://schemas.microsoft.com/office/word/2010/wordprocessingInk" xmlns:wne="http://schemas.microsoft.com/office/word/2006/wordml" xmlns:wps="http://schemas.microsoft.com/office/word/2010/wordprocessingShape" mc:Ignorable="w14 w15 w16se w16cid w16 w16cex w16sdtdh w16du wp14">
+<w:document xmlns:wpc="http://schemas.microsoft.com/office/word/2010/wordprocessingCanvas" xmlns:cx="http://schemas.microsoft.com/office/drawing/2014/chartex" xmlns:cx1="http://schemas.microsoft.com/office/drawing/2015/9/8/chartex" xmlns:cx2="http://schemas.microsoft.com/office/drawing/2015/10/21/chartex" xmlns:cx3="http://schemas.microsoft.com/office/drawing/2016/5/9/chartex" xmlns:cx4="http://schemas.microsoft.com/office/drawing/2016/5/10/chartex" xmlns:cx5="http://schemas.microsoft.com/office/drawing/2016/5/11/chartex" xmlns:cx6="http://schemas.microsoft.com/office/drawing/2016/5/12/chartex" xmlns:cx7="http://schemas.microsoft.com/office/drawing/2016/5/13/chartex" xmlns:cx8="http://schemas.microsoft.com/office/drawing/2016/5/14/chartex" xmlns:mc="http://schemas.openxmlformats.org/markup-compatibility/2006" xmlns:aink="http://schemas.microsoft.com/office/drawing/2016/ink" xmlns:am3d="http://schemas.microsoft.com/office/drawing/2017/model3d" xmlns:o="urn:schemas-microsoft-com:office:office" xmlns:oel="http://schemas.microsoft.com/office/2019/extlst" xmlns:r="http://schemas.openxmlformats.org/officeDocument/2006/relationships" xmlns:m="http://schemas.openxmlformats.org/officeDocument/2006/math" xmlns:v="urn:schemas-microsoft-com:vml" xmlns:wp14="http://schemas.microsoft.com/office/word/2010/wordprocessingDrawing" xmlns:wp="http://schemas.openxmlformats.org/drawingml/2006/wordprocessingDrawing" xmlns:w10="urn:schemas-microsoft-com:office:word" xmlns:w="http://schemas.openxmlformats.org/wordprocessingml/2006/main" xmlns:w14="http://schemas.microsoft.com/office/word/2010/wordml" xmlns:w15="http://schemas.microsoft.com/office/word/2012/wordml" xmlns:w16cex="http://schemas.microsoft.com/office/word/2018/wordml/cex" xmlns:w16cid="http://schemas.microsoft.com/office/word/2016/wordml/cid" xmlns:w16="http://schemas.microsoft.com/office/word/2018/wordml" xmlns:w16du="http://schemas.microsoft.com/office/word/2023/wordml/word16du" xmlns:w16sdtdh="http://schemas.microsoft.com/office/word/2020/wordml/sdtdatahash" xmlns:w16sdtfl="http://schemas.microsoft.com/office/word/2024/wordml/sdtformatlock" xmlns:w16se="http://schemas.microsoft.com/office/word/2015/wordml/symex" xmlns:wpg="http://schemas.microsoft.com/office/word/2010/wordprocessingGroup" xmlns:wpi="http://schemas.microsoft.com/office/word/2010/wordprocessingInk" xmlns:wne="http://schemas.microsoft.com/office/word/2006/wordml" xmlns:wps="http://schemas.microsoft.com/office/word/2010/wordprocessingShape" mc:Ignorable="w14 w15 w16se w16cid w16 w16cex w16sdtdh w16sdtfl w16du wp14">
   <w:body>
     <w:p>
       <w:pPr>
@@ -73,7 +73,6 @@
         <w:tc>
           <w:tcPr>
             <w:tcW w:w="2694" w:type="dxa"/>
-            <w:shd w:val="clear" w:color="auto" w:fill="auto"/>
           </w:tcPr>
           <w:p>
             <w:pPr>
@@ -120,7 +119,6 @@
         <w:tc>
           <w:tcPr>
             <w:tcW w:w="5528" w:type="dxa"/>
-            <w:shd w:val="clear" w:color="auto" w:fill="auto"/>
           </w:tcPr>
           <w:p>
             <w:pPr>
@@ -147,7 +145,6 @@
         <w:tc>
           <w:tcPr>
             <w:tcW w:w="5953" w:type="dxa"/>
-            <w:shd w:val="clear" w:color="auto" w:fill="auto"/>
           </w:tcPr>
           <w:p>
             <w:pPr>
@@ -179,7 +176,6 @@
         <w:tc>
           <w:tcPr>
             <w:tcW w:w="2694" w:type="dxa"/>
-            <w:shd w:val="clear" w:color="auto" w:fill="auto"/>
           </w:tcPr>
           <w:p>
             <w:pPr>
@@ -275,7 +271,6 @@
         <w:tc>
           <w:tcPr>
             <w:tcW w:w="5528" w:type="dxa"/>
-            <w:shd w:val="clear" w:color="auto" w:fill="auto"/>
           </w:tcPr>
           <w:p>
             <w:pPr>
@@ -379,7 +374,6 @@
         <w:tc>
           <w:tcPr>
             <w:tcW w:w="5953" w:type="dxa"/>
-            <w:shd w:val="clear" w:color="auto" w:fill="auto"/>
           </w:tcPr>
           <w:p>
             <w:pPr>
@@ -765,7 +759,6 @@
               <w:bottom w:val="single" w:sz="4" w:space="0" w:color="auto"/>
               <w:right w:val="single" w:sz="4" w:space="0" w:color="000000"/>
             </w:tcBorders>
-            <w:shd w:val="clear" w:color="auto" w:fill="auto"/>
           </w:tcPr>
           <w:p>
             <w:pPr>
@@ -798,7 +791,6 @@
               <w:bottom w:val="single" w:sz="4" w:space="0" w:color="auto"/>
               <w:right w:val="single" w:sz="4" w:space="0" w:color="000000"/>
             </w:tcBorders>
-            <w:shd w:val="clear" w:color="auto" w:fill="auto"/>
           </w:tcPr>
           <w:p>
             <w:pPr>
@@ -836,7 +828,6 @@
               <w:bottom w:val="single" w:sz="4" w:space="0" w:color="auto"/>
               <w:right w:val="single" w:sz="4" w:space="0" w:color="000000"/>
             </w:tcBorders>
-            <w:shd w:val="clear" w:color="auto" w:fill="auto"/>
           </w:tcPr>
           <w:p>
             <w:pPr>
@@ -1063,7 +1054,6 @@
         <w:tc>
           <w:tcPr>
             <w:tcW w:w="3085" w:type="dxa"/>
-            <w:shd w:val="clear" w:color="auto" w:fill="auto"/>
           </w:tcPr>
           <w:p>
             <w:pPr>
@@ -1110,7 +1100,6 @@
         <w:tc>
           <w:tcPr>
             <w:tcW w:w="4678" w:type="dxa"/>
-            <w:shd w:val="clear" w:color="auto" w:fill="auto"/>
           </w:tcPr>
           <w:p>
             <w:pPr>
@@ -1137,7 +1126,6 @@
         <w:tc>
           <w:tcPr>
             <w:tcW w:w="5528" w:type="dxa"/>
-            <w:shd w:val="clear" w:color="auto" w:fill="auto"/>
           </w:tcPr>
           <w:p>
             <w:pPr>
@@ -1166,7 +1154,6 @@
         <w:tc>
           <w:tcPr>
             <w:tcW w:w="3085" w:type="dxa"/>
-            <w:shd w:val="clear" w:color="auto" w:fill="auto"/>
           </w:tcPr>
           <w:p>
             <w:pPr>
@@ -1295,7 +1282,6 @@
         <w:tc>
           <w:tcPr>
             <w:tcW w:w="4678" w:type="dxa"/>
-            <w:shd w:val="clear" w:color="auto" w:fill="auto"/>
           </w:tcPr>
           <w:p>
             <w:pPr>
@@ -1399,7 +1385,6 @@
         <w:tc>
           <w:tcPr>
             <w:tcW w:w="5528" w:type="dxa"/>
-            <w:shd w:val="clear" w:color="auto" w:fill="auto"/>
           </w:tcPr>
           <w:p>
             <w:pPr>
@@ -1505,7 +1490,6 @@
         <w:tc>
           <w:tcPr>
             <w:tcW w:w="3085" w:type="dxa"/>
-            <w:shd w:val="clear" w:color="auto" w:fill="auto"/>
           </w:tcPr>
           <w:p>
             <w:pPr>
@@ -1607,7 +1591,6 @@
         <w:tc>
           <w:tcPr>
             <w:tcW w:w="4678" w:type="dxa"/>
-            <w:shd w:val="clear" w:color="auto" w:fill="auto"/>
           </w:tcPr>
           <w:p>
             <w:pPr>
@@ -1707,7 +1690,6 @@
         <w:tc>
           <w:tcPr>
             <w:tcW w:w="5528" w:type="dxa"/>
-            <w:shd w:val="clear" w:color="auto" w:fill="auto"/>
           </w:tcPr>
           <w:p>
             <w:pPr>
@@ -1799,7 +1781,6 @@
         <w:tc>
           <w:tcPr>
             <w:tcW w:w="3085" w:type="dxa"/>
-            <w:shd w:val="clear" w:color="auto" w:fill="auto"/>
           </w:tcPr>
           <w:p>
             <w:pPr>
@@ -1928,7 +1909,6 @@
         <w:tc>
           <w:tcPr>
             <w:tcW w:w="4678" w:type="dxa"/>
-            <w:shd w:val="clear" w:color="auto" w:fill="auto"/>
           </w:tcPr>
           <w:p>
             <w:pPr>
@@ -2026,7 +2006,6 @@
         <w:tc>
           <w:tcPr>
             <w:tcW w:w="5528" w:type="dxa"/>
-            <w:shd w:val="clear" w:color="auto" w:fill="auto"/>
           </w:tcPr>
           <w:p>
             <w:pPr>
@@ -2136,7 +2115,6 @@
         <w:tc>
           <w:tcPr>
             <w:tcW w:w="3085" w:type="dxa"/>
-            <w:shd w:val="clear" w:color="auto" w:fill="auto"/>
           </w:tcPr>
           <w:p>
             <w:pPr>
@@ -2238,7 +2216,6 @@
         <w:tc>
           <w:tcPr>
             <w:tcW w:w="4678" w:type="dxa"/>
-            <w:shd w:val="clear" w:color="auto" w:fill="auto"/>
           </w:tcPr>
           <w:p>
             <w:pPr>
@@ -2310,7 +2287,6 @@
         <w:tc>
           <w:tcPr>
             <w:tcW w:w="5528" w:type="dxa"/>
-            <w:shd w:val="clear" w:color="auto" w:fill="auto"/>
           </w:tcPr>
           <w:p>
             <w:pPr>
@@ -2393,7 +2369,6 @@
         <w:tc>
           <w:tcPr>
             <w:tcW w:w="3085" w:type="dxa"/>
-            <w:shd w:val="clear" w:color="auto" w:fill="auto"/>
           </w:tcPr>
           <w:p>
             <w:pPr>
@@ -2513,7 +2488,6 @@
         <w:tc>
           <w:tcPr>
             <w:tcW w:w="4678" w:type="dxa"/>
-            <w:shd w:val="clear" w:color="auto" w:fill="auto"/>
           </w:tcPr>
           <w:p>
             <w:pPr>
@@ -2653,7 +2627,6 @@
         <w:tc>
           <w:tcPr>
             <w:tcW w:w="5528" w:type="dxa"/>
-            <w:shd w:val="clear" w:color="auto" w:fill="auto"/>
           </w:tcPr>
           <w:p>
             <w:pPr>
@@ -2804,7 +2777,6 @@
         <w:tc>
           <w:tcPr>
             <w:tcW w:w="3085" w:type="dxa"/>
-            <w:shd w:val="clear" w:color="auto" w:fill="auto"/>
           </w:tcPr>
           <w:p>
             <w:pPr>
@@ -2924,7 +2896,6 @@
         <w:tc>
           <w:tcPr>
             <w:tcW w:w="4678" w:type="dxa"/>
-            <w:shd w:val="clear" w:color="auto" w:fill="auto"/>
           </w:tcPr>
           <w:p>
             <w:pPr>
@@ -3069,7 +3040,6 @@
         <w:tc>
           <w:tcPr>
             <w:tcW w:w="5528" w:type="dxa"/>
-            <w:shd w:val="clear" w:color="auto" w:fill="auto"/>
           </w:tcPr>
           <w:p>
             <w:pPr>
@@ -3228,7 +3198,6 @@
         <w:tc>
           <w:tcPr>
             <w:tcW w:w="3085" w:type="dxa"/>
-            <w:shd w:val="clear" w:color="auto" w:fill="auto"/>
           </w:tcPr>
           <w:p>
             <w:pPr>
@@ -3349,7 +3318,6 @@
         <w:tc>
           <w:tcPr>
             <w:tcW w:w="4678" w:type="dxa"/>
-            <w:shd w:val="clear" w:color="auto" w:fill="auto"/>
           </w:tcPr>
           <w:p>
             <w:pPr>
@@ -3470,7 +3438,6 @@
         <w:tc>
           <w:tcPr>
             <w:tcW w:w="5528" w:type="dxa"/>
-            <w:shd w:val="clear" w:color="auto" w:fill="auto"/>
           </w:tcPr>
           <w:p>
             <w:pPr>
@@ -3587,7 +3554,6 @@
         <w:tc>
           <w:tcPr>
             <w:tcW w:w="3085" w:type="dxa"/>
-            <w:shd w:val="clear" w:color="auto" w:fill="auto"/>
           </w:tcPr>
           <w:p>
             <w:pPr>
@@ -3734,7 +3700,6 @@
         <w:tc>
           <w:tcPr>
             <w:tcW w:w="4678" w:type="dxa"/>
-            <w:shd w:val="clear" w:color="auto" w:fill="auto"/>
           </w:tcPr>
           <w:p>
             <w:pPr>
@@ -3800,7 +3765,6 @@
         <w:tc>
           <w:tcPr>
             <w:tcW w:w="5528" w:type="dxa"/>
-            <w:shd w:val="clear" w:color="auto" w:fill="auto"/>
           </w:tcPr>
           <w:p>
             <w:pPr>
@@ -3958,7 +3922,6 @@
         <w:tc>
           <w:tcPr>
             <w:tcW w:w="3085" w:type="dxa"/>
-            <w:shd w:val="clear" w:color="auto" w:fill="auto"/>
           </w:tcPr>
           <w:p>
             <w:pPr>
@@ -4097,7 +4060,6 @@
         <w:tc>
           <w:tcPr>
             <w:tcW w:w="4678" w:type="dxa"/>
-            <w:shd w:val="clear" w:color="auto" w:fill="auto"/>
           </w:tcPr>
           <w:p>
             <w:pPr>
@@ -4250,7 +4212,6 @@
         <w:tc>
           <w:tcPr>
             <w:tcW w:w="5528" w:type="dxa"/>
-            <w:shd w:val="clear" w:color="auto" w:fill="auto"/>
           </w:tcPr>
           <w:p>
             <w:pPr>
@@ -4401,7 +4362,6 @@
         <w:tc>
           <w:tcPr>
             <w:tcW w:w="3085" w:type="dxa"/>
-            <w:shd w:val="clear" w:color="auto" w:fill="auto"/>
           </w:tcPr>
           <w:p>
             <w:pPr>
@@ -4465,7 +4425,6 @@
         <w:tc>
           <w:tcPr>
             <w:tcW w:w="4678" w:type="dxa"/>
-            <w:shd w:val="clear" w:color="auto" w:fill="auto"/>
           </w:tcPr>
           <w:p>
             <w:pPr>
@@ -4566,7 +4525,6 @@
         <w:tc>
           <w:tcPr>
             <w:tcW w:w="5528" w:type="dxa"/>
-            <w:shd w:val="clear" w:color="auto" w:fill="auto"/>
           </w:tcPr>
           <w:p>
             <w:pPr>
@@ -5960,7 +5918,7 @@
 </file>
 
 <file path=word/endnotes.xml><?xml version="1.0" encoding="utf-8"?>
-<w:endnotes xmlns:wpc="http://schemas.microsoft.com/office/word/2010/wordprocessingCanvas" xmlns:cx="http://schemas.microsoft.com/office/drawing/2014/chartex" xmlns:cx1="http://schemas.microsoft.com/office/drawing/2015/9/8/chartex" xmlns:cx2="http://schemas.microsoft.com/office/drawing/2015/10/21/chartex" xmlns:cx3="http://schemas.microsoft.com/office/drawing/2016/5/9/chartex" xmlns:cx4="http://schemas.microsoft.com/office/drawing/2016/5/10/chartex" xmlns:cx5="http://schemas.microsoft.com/office/drawing/2016/5/11/chartex" xmlns:cx6="http://schemas.microsoft.com/office/drawing/2016/5/12/chartex" xmlns:cx7="http://schemas.microsoft.com/office/drawing/2016/5/13/chartex" xmlns:cx8="http://schemas.microsoft.com/office/drawing/2016/5/14/chartex" xmlns:mc="http://schemas.openxmlformats.org/markup-compatibility/2006" xmlns:aink="http://schemas.microsoft.com/office/drawing/2016/ink" xmlns:am3d="http://schemas.microsoft.com/office/drawing/2017/model3d" xmlns:o="urn:schemas-microsoft-com:office:office" xmlns:oel="http://schemas.microsoft.com/office/2019/extlst" xmlns:r="http://schemas.openxmlformats.org/officeDocument/2006/relationships" xmlns:m="http://schemas.openxmlformats.org/officeDocument/2006/math" xmlns:v="urn:schemas-microsoft-com:vml" xmlns:wp14="http://schemas.microsoft.com/office/word/2010/wordprocessingDrawing" xmlns:wp="http://schemas.openxmlformats.org/drawingml/2006/wordprocessingDrawing" xmlns:w10="urn:schemas-microsoft-com:office:word" xmlns:w="http://schemas.openxmlformats.org/wordprocessingml/2006/main" xmlns:w14="http://schemas.microsoft.com/office/word/2010/wordml" xmlns:w15="http://schemas.microsoft.com/office/word/2012/wordml" xmlns:w16cex="http://schemas.microsoft.com/office/word/2018/wordml/cex" xmlns:w16cid="http://schemas.microsoft.com/office/word/2016/wordml/cid" xmlns:w16="http://schemas.microsoft.com/office/word/2018/wordml" xmlns:w16du="http://schemas.microsoft.com/office/word/2023/wordml/word16du" xmlns:w16sdtdh="http://schemas.microsoft.com/office/word/2020/wordml/sdtdatahash" xmlns:w16se="http://schemas.microsoft.com/office/word/2015/wordml/symex" xmlns:wpg="http://schemas.microsoft.com/office/word/2010/wordprocessingGroup" xmlns:wpi="http://schemas.microsoft.com/office/word/2010/wordprocessingInk" xmlns:wne="http://schemas.microsoft.com/office/word/2006/wordml" xmlns:wps="http://schemas.microsoft.com/office/word/2010/wordprocessingShape" mc:Ignorable="w14 w15 w16se w16cid w16 w16cex w16sdtdh w16du wp14">
+<w:endnotes xmlns:wpc="http://schemas.microsoft.com/office/word/2010/wordprocessingCanvas" xmlns:cx="http://schemas.microsoft.com/office/drawing/2014/chartex" xmlns:cx1="http://schemas.microsoft.com/office/drawing/2015/9/8/chartex" xmlns:cx2="http://schemas.microsoft.com/office/drawing/2015/10/21/chartex" xmlns:cx3="http://schemas.microsoft.com/office/drawing/2016/5/9/chartex" xmlns:cx4="http://schemas.microsoft.com/office/drawing/2016/5/10/chartex" xmlns:cx5="http://schemas.microsoft.com/office/drawing/2016/5/11/chartex" xmlns:cx6="http://schemas.microsoft.com/office/drawing/2016/5/12/chartex" xmlns:cx7="http://schemas.microsoft.com/office/drawing/2016/5/13/chartex" xmlns:cx8="http://schemas.microsoft.com/office/drawing/2016/5/14/chartex" xmlns:mc="http://schemas.openxmlformats.org/markup-compatibility/2006" xmlns:aink="http://schemas.microsoft.com/office/drawing/2016/ink" xmlns:am3d="http://schemas.microsoft.com/office/drawing/2017/model3d" xmlns:o="urn:schemas-microsoft-com:office:office" xmlns:oel="http://schemas.microsoft.com/office/2019/extlst" xmlns:r="http://schemas.openxmlformats.org/officeDocument/2006/relationships" xmlns:m="http://schemas.openxmlformats.org/officeDocument/2006/math" xmlns:v="urn:schemas-microsoft-com:vml" xmlns:wp14="http://schemas.microsoft.com/office/word/2010/wordprocessingDrawing" xmlns:wp="http://schemas.openxmlformats.org/drawingml/2006/wordprocessingDrawing" xmlns:w10="urn:schemas-microsoft-com:office:word" xmlns:w="http://schemas.openxmlformats.org/wordprocessingml/2006/main" xmlns:w14="http://schemas.microsoft.com/office/word/2010/wordml" xmlns:w15="http://schemas.microsoft.com/office/word/2012/wordml" xmlns:w16cex="http://schemas.microsoft.com/office/word/2018/wordml/cex" xmlns:w16cid="http://schemas.microsoft.com/office/word/2016/wordml/cid" xmlns:w16="http://schemas.microsoft.com/office/word/2018/wordml" xmlns:w16du="http://schemas.microsoft.com/office/word/2023/wordml/word16du" xmlns:w16sdtdh="http://schemas.microsoft.com/office/word/2020/wordml/sdtdatahash" xmlns:w16sdtfl="http://schemas.microsoft.com/office/word/2024/wordml/sdtformatlock" xmlns:w16se="http://schemas.microsoft.com/office/word/2015/wordml/symex" xmlns:wpg="http://schemas.microsoft.com/office/word/2010/wordprocessingGroup" xmlns:wpi="http://schemas.microsoft.com/office/word/2010/wordprocessingInk" xmlns:wne="http://schemas.microsoft.com/office/word/2006/wordml" xmlns:wps="http://schemas.microsoft.com/office/word/2010/wordprocessingShape" mc:Ignorable="w14 w15 w16se w16cid w16 w16cex w16sdtdh w16sdtfl w16du wp14">
   <w:endnote w:type="separator" w:id="-1">
     <w:p>
       <w:r>
@@ -5979,7 +5937,7 @@
 </file>
 
 <file path=word/footer1.xml><?xml version="1.0" encoding="utf-8"?>
-<w:ftr xmlns:wpc="http://schemas.microsoft.com/office/word/2010/wordprocessingCanvas" xmlns:cx="http://schemas.microsoft.com/office/drawing/2014/chartex" xmlns:cx1="http://schemas.microsoft.com/office/drawing/2015/9/8/chartex" xmlns:cx2="http://schemas.microsoft.com/office/drawing/2015/10/21/chartex" xmlns:cx3="http://schemas.microsoft.com/office/drawing/2016/5/9/chartex" xmlns:cx4="http://schemas.microsoft.com/office/drawing/2016/5/10/chartex" xmlns:cx5="http://schemas.microsoft.com/office/drawing/2016/5/11/chartex" xmlns:cx6="http://schemas.microsoft.com/office/drawing/2016/5/12/chartex" xmlns:cx7="http://schemas.microsoft.com/office/drawing/2016/5/13/chartex" xmlns:cx8="http://schemas.microsoft.com/office/drawing/2016/5/14/chartex" xmlns:mc="http://schemas.openxmlformats.org/markup-compatibility/2006" xmlns:aink="http://schemas.microsoft.com/office/drawing/2016/ink" xmlns:am3d="http://schemas.microsoft.com/office/drawing/2017/model3d" xmlns:o="urn:schemas-microsoft-com:office:office" xmlns:oel="http://schemas.microsoft.com/office/2019/extlst" xmlns:r="http://schemas.openxmlformats.org/officeDocument/2006/relationships" xmlns:m="http://schemas.openxmlformats.org/officeDocument/2006/math" xmlns:v="urn:schemas-microsoft-com:vml" xmlns:wp14="http://schemas.microsoft.com/office/word/2010/wordprocessingDrawing" xmlns:wp="http://schemas.openxmlformats.org/drawingml/2006/wordprocessingDrawing" xmlns:w10="urn:schemas-microsoft-com:office:word" xmlns:w="http://schemas.openxmlformats.org/wordprocessingml/2006/main" xmlns:w14="http://schemas.microsoft.com/office/word/2010/wordml" xmlns:w15="http://schemas.microsoft.com/office/word/2012/wordml" xmlns:w16cex="http://schemas.microsoft.com/office/word/2018/wordml/cex" xmlns:w16cid="http://schemas.microsoft.com/office/word/2016/wordml/cid" xmlns:w16="http://schemas.microsoft.com/office/word/2018/wordml" xmlns:w16du="http://schemas.microsoft.com/office/word/2023/wordml/word16du" xmlns:w16sdtdh="http://schemas.microsoft.com/office/word/2020/wordml/sdtdatahash" xmlns:w16se="http://schemas.microsoft.com/office/word/2015/wordml/symex" xmlns:wpg="http://schemas.microsoft.com/office/word/2010/wordprocessingGroup" xmlns:wpi="http://schemas.microsoft.com/office/word/2010/wordprocessingInk" xmlns:wne="http://schemas.microsoft.com/office/word/2006/wordml" xmlns:wps="http://schemas.microsoft.com/office/word/2010/wordprocessingShape" mc:Ignorable="w14 w15 w16se w16cid w16 w16cex w16sdtdh w16du wp14">
+<w:ftr xmlns:wpc="http://schemas.microsoft.com/office/word/2010/wordprocessingCanvas" xmlns:cx="http://schemas.microsoft.com/office/drawing/2014/chartex" xmlns:cx1="http://schemas.microsoft.com/office/drawing/2015/9/8/chartex" xmlns:cx2="http://schemas.microsoft.com/office/drawing/2015/10/21/chartex" xmlns:cx3="http://schemas.microsoft.com/office/drawing/2016/5/9/chartex" xmlns:cx4="http://schemas.microsoft.com/office/drawing/2016/5/10/chartex" xmlns:cx5="http://schemas.microsoft.com/office/drawing/2016/5/11/chartex" xmlns:cx6="http://schemas.microsoft.com/office/drawing/2016/5/12/chartex" xmlns:cx7="http://schemas.microsoft.com/office/drawing/2016/5/13/chartex" xmlns:cx8="http://schemas.microsoft.com/office/drawing/2016/5/14/chartex" xmlns:mc="http://schemas.openxmlformats.org/markup-compatibility/2006" xmlns:aink="http://schemas.microsoft.com/office/drawing/2016/ink" xmlns:am3d="http://schemas.microsoft.com/office/drawing/2017/model3d" xmlns:o="urn:schemas-microsoft-com:office:office" xmlns:oel="http://schemas.microsoft.com/office/2019/extlst" xmlns:r="http://schemas.openxmlformats.org/officeDocument/2006/relationships" xmlns:m="http://schemas.openxmlformats.org/officeDocument/2006/math" xmlns:v="urn:schemas-microsoft-com:vml" xmlns:wp14="http://schemas.microsoft.com/office/word/2010/wordprocessingDrawing" xmlns:wp="http://schemas.openxmlformats.org/drawingml/2006/wordprocessingDrawing" xmlns:w10="urn:schemas-microsoft-com:office:word" xmlns:w="http://schemas.openxmlformats.org/wordprocessingml/2006/main" xmlns:w14="http://schemas.microsoft.com/office/word/2010/wordml" xmlns:w15="http://schemas.microsoft.com/office/word/2012/wordml" xmlns:w16cex="http://schemas.microsoft.com/office/word/2018/wordml/cex" xmlns:w16cid="http://schemas.microsoft.com/office/word/2016/wordml/cid" xmlns:w16="http://schemas.microsoft.com/office/word/2018/wordml" xmlns:w16du="http://schemas.microsoft.com/office/word/2023/wordml/word16du" xmlns:w16sdtdh="http://schemas.microsoft.com/office/word/2020/wordml/sdtdatahash" xmlns:w16sdtfl="http://schemas.microsoft.com/office/word/2024/wordml/sdtformatlock" xmlns:w16se="http://schemas.microsoft.com/office/word/2015/wordml/symex" xmlns:wpg="http://schemas.microsoft.com/office/word/2010/wordprocessingGroup" xmlns:wpi="http://schemas.microsoft.com/office/word/2010/wordprocessingInk" xmlns:wne="http://schemas.microsoft.com/office/word/2006/wordml" xmlns:wps="http://schemas.microsoft.com/office/word/2010/wordprocessingShape" mc:Ignorable="w14 w15 w16se w16cid w16 w16cex w16sdtdh w16sdtfl w16du wp14">
   <w:p>
     <w:pPr>
       <w:pBdr>
@@ -6168,7 +6126,7 @@
 </file>
 
 <file path=word/footnotes.xml><?xml version="1.0" encoding="utf-8"?>
-<w:footnotes xmlns:wpc="http://schemas.microsoft.com/office/word/2010/wordprocessingCanvas" xmlns:cx="http://schemas.microsoft.com/office/drawing/2014/chartex" xmlns:cx1="http://schemas.microsoft.com/office/drawing/2015/9/8/chartex" xmlns:cx2="http://schemas.microsoft.com/office/drawing/2015/10/21/chartex" xmlns:cx3="http://schemas.microsoft.com/office/drawing/2016/5/9/chartex" xmlns:cx4="http://schemas.microsoft.com/office/drawing/2016/5/10/chartex" xmlns:cx5="http://schemas.microsoft.com/office/drawing/2016/5/11/chartex" xmlns:cx6="http://schemas.microsoft.com/office/drawing/2016/5/12/chartex" xmlns:cx7="http://schemas.microsoft.com/office/drawing/2016/5/13/chartex" xmlns:cx8="http://schemas.microsoft.com/office/drawing/2016/5/14/chartex" xmlns:mc="http://schemas.openxmlformats.org/markup-compatibility/2006" xmlns:aink="http://schemas.microsoft.com/office/drawing/2016/ink" xmlns:am3d="http://schemas.microsoft.com/office/drawing/2017/model3d" xmlns:o="urn:schemas-microsoft-com:office:office" xmlns:oel="http://schemas.microsoft.com/office/2019/extlst" xmlns:r="http://schemas.openxmlformats.org/officeDocument/2006/relationships" xmlns:m="http://schemas.openxmlformats.org/officeDocument/2006/math" xmlns:v="urn:schemas-microsoft-com:vml" xmlns:wp14="http://schemas.microsoft.com/office/word/2010/wordprocessingDrawing" xmlns:wp="http://schemas.openxmlformats.org/drawingml/2006/wordprocessingDrawing" xmlns:w10="urn:schemas-microsoft-com:office:word" xmlns:w="http://schemas.openxmlformats.org/wordprocessingml/2006/main" xmlns:w14="http://schemas.microsoft.com/office/word/2010/wordml" xmlns:w15="http://schemas.microsoft.com/office/word/2012/wordml" xmlns:w16cex="http://schemas.microsoft.com/office/word/2018/wordml/cex" xmlns:w16cid="http://schemas.microsoft.com/office/word/2016/wordml/cid" xmlns:w16="http://schemas.microsoft.com/office/word/2018/wordml" xmlns:w16du="http://schemas.microsoft.com/office/word/2023/wordml/word16du" xmlns:w16sdtdh="http://schemas.microsoft.com/office/word/2020/wordml/sdtdatahash" xmlns:w16se="http://schemas.microsoft.com/office/word/2015/wordml/symex" xmlns:wpg="http://schemas.microsoft.com/office/word/2010/wordprocessingGroup" xmlns:wpi="http://schemas.microsoft.com/office/word/2010/wordprocessingInk" xmlns:wne="http://schemas.microsoft.com/office/word/2006/wordml" xmlns:wps="http://schemas.microsoft.com/office/word/2010/wordprocessingShape" mc:Ignorable="w14 w15 w16se w16cid w16 w16cex w16sdtdh w16du wp14">
+<w:footnotes xmlns:wpc="http://schemas.microsoft.com/office/word/2010/wordprocessingCanvas" xmlns:cx="http://schemas.microsoft.com/office/drawing/2014/chartex" xmlns:cx1="http://schemas.microsoft.com/office/drawing/2015/9/8/chartex" xmlns:cx2="http://schemas.microsoft.com/office/drawing/2015/10/21/chartex" xmlns:cx3="http://schemas.microsoft.com/office/drawing/2016/5/9/chartex" xmlns:cx4="http://schemas.microsoft.com/office/drawing/2016/5/10/chartex" xmlns:cx5="http://schemas.microsoft.com/office/drawing/2016/5/11/chartex" xmlns:cx6="http://schemas.microsoft.com/office/drawing/2016/5/12/chartex" xmlns:cx7="http://schemas.microsoft.com/office/drawing/2016/5/13/chartex" xmlns:cx8="http://schemas.microsoft.com/office/drawing/2016/5/14/chartex" xmlns:mc="http://schemas.openxmlformats.org/markup-compatibility/2006" xmlns:aink="http://schemas.microsoft.com/office/drawing/2016/ink" xmlns:am3d="http://schemas.microsoft.com/office/drawing/2017/model3d" xmlns:o="urn:schemas-microsoft-com:office:office" xmlns:oel="http://schemas.microsoft.com/office/2019/extlst" xmlns:r="http://schemas.openxmlformats.org/officeDocument/2006/relationships" xmlns:m="http://schemas.openxmlformats.org/officeDocument/2006/math" xmlns:v="urn:schemas-microsoft-com:vml" xmlns:wp14="http://schemas.microsoft.com/office/word/2010/wordprocessingDrawing" xmlns:wp="http://schemas.openxmlformats.org/drawingml/2006/wordprocessingDrawing" xmlns:w10="urn:schemas-microsoft-com:office:word" xmlns:w="http://schemas.openxmlformats.org/wordprocessingml/2006/main" xmlns:w14="http://schemas.microsoft.com/office/word/2010/wordml" xmlns:w15="http://schemas.microsoft.com/office/word/2012/wordml" xmlns:w16cex="http://schemas.microsoft.com/office/word/2018/wordml/cex" xmlns:w16cid="http://schemas.microsoft.com/office/word/2016/wordml/cid" xmlns:w16="http://schemas.microsoft.com/office/word/2018/wordml" xmlns:w16du="http://schemas.microsoft.com/office/word/2023/wordml/word16du" xmlns:w16sdtdh="http://schemas.microsoft.com/office/word/2020/wordml/sdtdatahash" xmlns:w16sdtfl="http://schemas.microsoft.com/office/word/2024/wordml/sdtformatlock" xmlns:w16se="http://schemas.microsoft.com/office/word/2015/wordml/symex" xmlns:wpg="http://schemas.microsoft.com/office/word/2010/wordprocessingGroup" xmlns:wpi="http://schemas.microsoft.com/office/word/2010/wordprocessingInk" xmlns:wne="http://schemas.microsoft.com/office/word/2006/wordml" xmlns:wps="http://schemas.microsoft.com/office/word/2010/wordprocessingShape" mc:Ignorable="w14 w15 w16se w16cid w16 w16cex w16sdtdh w16sdtfl w16du wp14">
   <w:footnote w:type="separator" w:id="-1">
     <w:p>
       <w:r>
@@ -6187,7 +6145,7 @@
 </file>
 
 <file path=word/header1.xml><?xml version="1.0" encoding="utf-8"?>
-<w:hdr xmlns:wpc="http://schemas.microsoft.com/office/word/2010/wordprocessingCanvas" xmlns:cx="http://schemas.microsoft.com/office/drawing/2014/chartex" xmlns:cx1="http://schemas.microsoft.com/office/drawing/2015/9/8/chartex" xmlns:cx2="http://schemas.microsoft.com/office/drawing/2015/10/21/chartex" xmlns:cx3="http://schemas.microsoft.com/office/drawing/2016/5/9/chartex" xmlns:cx4="http://schemas.microsoft.com/office/drawing/2016/5/10/chartex" xmlns:cx5="http://schemas.microsoft.com/office/drawing/2016/5/11/chartex" xmlns:cx6="http://schemas.microsoft.com/office/drawing/2016/5/12/chartex" xmlns:cx7="http://schemas.microsoft.com/office/drawing/2016/5/13/chartex" xmlns:cx8="http://schemas.microsoft.com/office/drawing/2016/5/14/chartex" xmlns:mc="http://schemas.openxmlformats.org/markup-compatibility/2006" xmlns:aink="http://schemas.microsoft.com/office/drawing/2016/ink" xmlns:am3d="http://schemas.microsoft.com/office/drawing/2017/model3d" xmlns:o="urn:schemas-microsoft-com:office:office" xmlns:oel="http://schemas.microsoft.com/office/2019/extlst" xmlns:r="http://schemas.openxmlformats.org/officeDocument/2006/relationships" xmlns:m="http://schemas.openxmlformats.org/officeDocument/2006/math" xmlns:v="urn:schemas-microsoft-com:vml" xmlns:wp14="http://schemas.microsoft.com/office/word/2010/wordprocessingDrawing" xmlns:wp="http://schemas.openxmlformats.org/drawingml/2006/wordprocessingDrawing" xmlns:w10="urn:schemas-microsoft-com:office:word" xmlns:w="http://schemas.openxmlformats.org/wordprocessingml/2006/main" xmlns:w14="http://schemas.microsoft.com/office/word/2010/wordml" xmlns:w15="http://schemas.microsoft.com/office/word/2012/wordml" xmlns:w16cex="http://schemas.microsoft.com/office/word/2018/wordml/cex" xmlns:w16cid="http://schemas.microsoft.com/office/word/2016/wordml/cid" xmlns:w16="http://schemas.microsoft.com/office/word/2018/wordml" xmlns:w16du="http://schemas.microsoft.com/office/word/2023/wordml/word16du" xmlns:w16sdtdh="http://schemas.microsoft.com/office/word/2020/wordml/sdtdatahash" xmlns:w16se="http://schemas.microsoft.com/office/word/2015/wordml/symex" xmlns:wpg="http://schemas.microsoft.com/office/word/2010/wordprocessingGroup" xmlns:wpi="http://schemas.microsoft.com/office/word/2010/wordprocessingInk" xmlns:wne="http://schemas.microsoft.com/office/word/2006/wordml" xmlns:wps="http://schemas.microsoft.com/office/word/2010/wordprocessingShape" mc:Ignorable="w14 w15 w16se w16cid w16 w16cex w16sdtdh w16du wp14">
+<w:hdr xmlns:wpc="http://schemas.microsoft.com/office/word/2010/wordprocessingCanvas" xmlns:cx="http://schemas.microsoft.com/office/drawing/2014/chartex" xmlns:cx1="http://schemas.microsoft.com/office/drawing/2015/9/8/chartex" xmlns:cx2="http://schemas.microsoft.com/office/drawing/2015/10/21/chartex" xmlns:cx3="http://schemas.microsoft.com/office/drawing/2016/5/9/chartex" xmlns:cx4="http://schemas.microsoft.com/office/drawing/2016/5/10/chartex" xmlns:cx5="http://schemas.microsoft.com/office/drawing/2016/5/11/chartex" xmlns:cx6="http://schemas.microsoft.com/office/drawing/2016/5/12/chartex" xmlns:cx7="http://schemas.microsoft.com/office/drawing/2016/5/13/chartex" xmlns:cx8="http://schemas.microsoft.com/office/drawing/2016/5/14/chartex" xmlns:mc="http://schemas.openxmlformats.org/markup-compatibility/2006" xmlns:aink="http://schemas.microsoft.com/office/drawing/2016/ink" xmlns:am3d="http://schemas.microsoft.com/office/drawing/2017/model3d" xmlns:o="urn:schemas-microsoft-com:office:office" xmlns:oel="http://schemas.microsoft.com/office/2019/extlst" xmlns:r="http://schemas.openxmlformats.org/officeDocument/2006/relationships" xmlns:m="http://schemas.openxmlformats.org/officeDocument/2006/math" xmlns:v="urn:schemas-microsoft-com:vml" xmlns:wp14="http://schemas.microsoft.com/office/word/2010/wordprocessingDrawing" xmlns:wp="http://schemas.openxmlformats.org/drawingml/2006/wordprocessingDrawing" xmlns:w10="urn:schemas-microsoft-com:office:word" xmlns:w="http://schemas.openxmlformats.org/wordprocessingml/2006/main" xmlns:w14="http://schemas.microsoft.com/office/word/2010/wordml" xmlns:w15="http://schemas.microsoft.com/office/word/2012/wordml" xmlns:w16cex="http://schemas.microsoft.com/office/word/2018/wordml/cex" xmlns:w16cid="http://schemas.microsoft.com/office/word/2016/wordml/cid" xmlns:w16="http://schemas.microsoft.com/office/word/2018/wordml" xmlns:w16du="http://schemas.microsoft.com/office/word/2023/wordml/word16du" xmlns:w16sdtdh="http://schemas.microsoft.com/office/word/2020/wordml/sdtdatahash" xmlns:w16sdtfl="http://schemas.microsoft.com/office/word/2024/wordml/sdtformatlock" xmlns:w16se="http://schemas.microsoft.com/office/word/2015/wordml/symex" xmlns:wpg="http://schemas.microsoft.com/office/word/2010/wordprocessingGroup" xmlns:wpi="http://schemas.microsoft.com/office/word/2010/wordprocessingInk" xmlns:wne="http://schemas.microsoft.com/office/word/2006/wordml" xmlns:wps="http://schemas.microsoft.com/office/word/2010/wordprocessingShape" mc:Ignorable="w14 w15 w16se w16cid w16 w16cex w16sdtdh w16sdtfl w16du wp14">
   <w:p>
     <w:pPr>
       <w:pStyle w:val="Header"/>
@@ -6208,7 +6166,7 @@
 </file>
 
 <file path=word/styles.xml><?xml version="1.0" encoding="utf-8"?>
-<w:styles xmlns:mc="http://schemas.openxmlformats.org/markup-compatibility/2006" xmlns:r="http://schemas.openxmlformats.org/officeDocument/2006/relationships" xmlns:w="http://schemas.openxmlformats.org/wordprocessingml/2006/main" xmlns:w14="http://schemas.microsoft.com/office/word/2010/wordml" xmlns:w15="http://schemas.microsoft.com/office/word/2012/wordml" xmlns:w16cex="http://schemas.microsoft.com/office/word/2018/wordml/cex" xmlns:w16cid="http://schemas.microsoft.com/office/word/2016/wordml/cid" xmlns:w16="http://schemas.microsoft.com/office/word/2018/wordml" xmlns:w16du="http://schemas.microsoft.com/office/word/2023/wordml/word16du" xmlns:w16sdtdh="http://schemas.microsoft.com/office/word/2020/wordml/sdtdatahash" xmlns:w16se="http://schemas.microsoft.com/office/word/2015/wordml/symex" mc:Ignorable="w14 w15 w16se w16cid w16 w16cex w16sdtdh w16du">
+<w:styles xmlns:mc="http://schemas.openxmlformats.org/markup-compatibility/2006" xmlns:r="http://schemas.openxmlformats.org/officeDocument/2006/relationships" xmlns:w="http://schemas.openxmlformats.org/wordprocessingml/2006/main" xmlns:w14="http://schemas.microsoft.com/office/word/2010/wordml" xmlns:w15="http://schemas.microsoft.com/office/word/2012/wordml" xmlns:w16cex="http://schemas.microsoft.com/office/word/2018/wordml/cex" xmlns:w16cid="http://schemas.microsoft.com/office/word/2016/wordml/cid" xmlns:w16="http://schemas.microsoft.com/office/word/2018/wordml" xmlns:w16du="http://schemas.microsoft.com/office/word/2023/wordml/word16du" xmlns:w16sdtdh="http://schemas.microsoft.com/office/word/2020/wordml/sdtdatahash" xmlns:w16sdtfl="http://schemas.microsoft.com/office/word/2024/wordml/sdtformatlock" xmlns:w16se="http://schemas.microsoft.com/office/word/2015/wordml/symex" mc:Ignorable="w14 w15 w16se w16cid w16 w16cex w16sdtdh w16sdtfl w16du">
   <w:docDefaults>
     <w:rPrDefault>
       <w:rPr>
